--- a/assets/templates/teacher time table tampelete.docx
+++ b/assets/templates/teacher time table tampelete.docx
@@ -1,6 +1,6 @@
 
 <file path=word/document.xml><?xml version="1.0" encoding="utf-8"?>
-<w:document xmlns:wpc="http://schemas.microsoft.com/office/word/2010/wordprocessingCanvas" xmlns:cx="http://schemas.microsoft.com/office/drawing/2014/chartex" xmlns:mc="http://schemas.openxmlformats.org/markup-compatibility/2006" xmlns:o="urn:schemas-microsoft-com:office:office" xmlns:r="http://schemas.openxmlformats.org/officeDocument/2006/relationships" xmlns:m="http://schemas.openxmlformats.org/officeDocument/2006/math" xmlns:v="urn:schemas-microsoft-com:vml" xmlns:wp14="http://schemas.microsoft.com/office/word/2010/wordprocessingDrawing" xmlns:wp="http://schemas.openxmlformats.org/drawingml/2006/wordprocessingDrawing" xmlns:w10="urn:schemas-microsoft-com:office:word" xmlns:w="http://schemas.openxmlformats.org/wordprocessingml/2006/main" xmlns:w14="http://schemas.microsoft.com/office/word/2010/wordml" xmlns:w15="http://schemas.microsoft.com/office/word/2012/wordml" xmlns:w16se="http://schemas.microsoft.com/office/word/2015/wordml/symex" xmlns:wpg="http://schemas.microsoft.com/office/word/2010/wordprocessingGroup" xmlns:wpi="http://schemas.microsoft.com/office/word/2010/wordprocessingInk" xmlns:wne="http://schemas.microsoft.com/office/word/2006/wordml" xmlns:wps="http://schemas.microsoft.com/office/word/2010/wordprocessingShape" mc:Ignorable="w14 w15 w16se wp14">
+<w:document xmlns:wpc="http://schemas.microsoft.com/office/word/2010/wordprocessingCanvas" xmlns:cx="http://schemas.microsoft.com/office/drawing/2014/chartex" xmlns:cx1="http://schemas.microsoft.com/office/drawing/2015/9/8/chartex" xmlns:cx2="http://schemas.microsoft.com/office/drawing/2015/10/21/chartex" xmlns:cx3="http://schemas.microsoft.com/office/drawing/2016/5/9/chartex" xmlns:cx4="http://schemas.microsoft.com/office/drawing/2016/5/10/chartex" xmlns:cx5="http://schemas.microsoft.com/office/drawing/2016/5/11/chartex" xmlns:cx6="http://schemas.microsoft.com/office/drawing/2016/5/12/chartex" xmlns:cx7="http://schemas.microsoft.com/office/drawing/2016/5/13/chartex" xmlns:cx8="http://schemas.microsoft.com/office/drawing/2016/5/14/chartex" xmlns:mc="http://schemas.openxmlformats.org/markup-compatibility/2006" xmlns:aink="http://schemas.microsoft.com/office/drawing/2016/ink" xmlns:am3d="http://schemas.microsoft.com/office/drawing/2017/model3d" xmlns:o="urn:schemas-microsoft-com:office:office" xmlns:r="http://schemas.openxmlformats.org/officeDocument/2006/relationships" xmlns:m="http://schemas.openxmlformats.org/officeDocument/2006/math" xmlns:v="urn:schemas-microsoft-com:vml" xmlns:wp14="http://schemas.microsoft.com/office/word/2010/wordprocessingDrawing" xmlns:wp="http://schemas.openxmlformats.org/drawingml/2006/wordprocessingDrawing" xmlns:w10="urn:schemas-microsoft-com:office:word" xmlns:w="http://schemas.openxmlformats.org/wordprocessingml/2006/main" xmlns:w14="http://schemas.microsoft.com/office/word/2010/wordml" xmlns:w15="http://schemas.microsoft.com/office/word/2012/wordml" xmlns:w16cex="http://schemas.microsoft.com/office/word/2018/wordml/cex" xmlns:w16cid="http://schemas.microsoft.com/office/word/2016/wordml/cid" xmlns:w16="http://schemas.microsoft.com/office/word/2018/wordml" xmlns:w16sdtdh="http://schemas.microsoft.com/office/word/2020/wordml/sdtdatahash" xmlns:w16se="http://schemas.microsoft.com/office/word/2015/wordml/symex" xmlns:wpg="http://schemas.microsoft.com/office/word/2010/wordprocessingGroup" xmlns:wpi="http://schemas.microsoft.com/office/word/2010/wordprocessingInk" xmlns:wne="http://schemas.microsoft.com/office/word/2006/wordml" xmlns:wps="http://schemas.microsoft.com/office/word/2010/wordprocessingShape" mc:Ignorable="w14 w15 w16se w16cid w16 w16cex w16sdtdh wp14">
   <w:body>
     <w:p>
       <w:pPr>
@@ -78,8 +78,6 @@
         </w:rPr>
         <w:t>6</w:t>
       </w:r>
-      <w:bookmarkStart w:id="0" w:name="_GoBack"/>
-      <w:bookmarkEnd w:id="0"/>
       <w:r>
         <w:rPr>
           <w:rFonts w:cs="PT Bold Heading" w:hint="cs"/>
@@ -2363,12 +2361,9 @@
           </w:tcPr>
           <w:p>
             <w:pPr>
-              <w:pStyle w:val="a8"/>
-              <w:numPr>
-                <w:ilvl w:val="0"/>
-                <w:numId w:val="12"/>
-              </w:numPr>
-              <w:bidi/>
+              <w:pStyle w:val="10"/>
+              <w:bidi/>
+              <w:ind w:left="360"/>
               <w:jc w:val="center"/>
               <w:rPr>
                 <w:rFonts w:cs="Traditional Arabic"/>
@@ -2387,12 +2382,9 @@
           </w:tcPr>
           <w:p>
             <w:pPr>
-              <w:pStyle w:val="a8"/>
-              <w:numPr>
-                <w:ilvl w:val="0"/>
-                <w:numId w:val="12"/>
-              </w:numPr>
-              <w:bidi/>
+              <w:pStyle w:val="10"/>
+              <w:bidi/>
+              <w:ind w:left="360"/>
               <w:jc w:val="center"/>
               <w:rPr>
                 <w:rFonts w:cs="Traditional Arabic"/>
@@ -2411,12 +2403,9 @@
           </w:tcPr>
           <w:p>
             <w:pPr>
-              <w:pStyle w:val="a8"/>
-              <w:numPr>
-                <w:ilvl w:val="0"/>
-                <w:numId w:val="12"/>
-              </w:numPr>
-              <w:bidi/>
+              <w:pStyle w:val="10"/>
+              <w:bidi/>
+              <w:ind w:left="360"/>
               <w:jc w:val="center"/>
               <w:rPr>
                 <w:rFonts w:cs="Traditional Arabic"/>
@@ -2435,12 +2424,9 @@
           </w:tcPr>
           <w:p>
             <w:pPr>
-              <w:pStyle w:val="a8"/>
-              <w:numPr>
-                <w:ilvl w:val="0"/>
-                <w:numId w:val="12"/>
-              </w:numPr>
-              <w:bidi/>
+              <w:pStyle w:val="10"/>
+              <w:bidi/>
+              <w:ind w:left="360"/>
               <w:jc w:val="center"/>
               <w:rPr>
                 <w:rFonts w:cs="Traditional Arabic"/>
@@ -2459,12 +2445,9 @@
           </w:tcPr>
           <w:p>
             <w:pPr>
-              <w:pStyle w:val="a8"/>
-              <w:numPr>
-                <w:ilvl w:val="0"/>
-                <w:numId w:val="12"/>
-              </w:numPr>
-              <w:bidi/>
+              <w:pStyle w:val="10"/>
+              <w:bidi/>
+              <w:ind w:left="360"/>
               <w:jc w:val="center"/>
               <w:rPr>
                 <w:rFonts w:cs="Traditional Arabic"/>
@@ -2930,7 +2913,7 @@
 </file>
 
 <file path=word/endnotes.xml><?xml version="1.0" encoding="utf-8"?>
-<w:endnotes xmlns:wpc="http://schemas.microsoft.com/office/word/2010/wordprocessingCanvas" xmlns:cx="http://schemas.microsoft.com/office/drawing/2014/chartex" xmlns:mc="http://schemas.openxmlformats.org/markup-compatibility/2006" xmlns:o="urn:schemas-microsoft-com:office:office" xmlns:r="http://schemas.openxmlformats.org/officeDocument/2006/relationships" xmlns:m="http://schemas.openxmlformats.org/officeDocument/2006/math" xmlns:v="urn:schemas-microsoft-com:vml" xmlns:wp14="http://schemas.microsoft.com/office/word/2010/wordprocessingDrawing" xmlns:wp="http://schemas.openxmlformats.org/drawingml/2006/wordprocessingDrawing" xmlns:w10="urn:schemas-microsoft-com:office:word" xmlns:w="http://schemas.openxmlformats.org/wordprocessingml/2006/main" xmlns:w14="http://schemas.microsoft.com/office/word/2010/wordml" xmlns:w15="http://schemas.microsoft.com/office/word/2012/wordml" xmlns:w16se="http://schemas.microsoft.com/office/word/2015/wordml/symex" xmlns:wpg="http://schemas.microsoft.com/office/word/2010/wordprocessingGroup" xmlns:wpi="http://schemas.microsoft.com/office/word/2010/wordprocessingInk" xmlns:wne="http://schemas.microsoft.com/office/word/2006/wordml" xmlns:wps="http://schemas.microsoft.com/office/word/2010/wordprocessingShape" mc:Ignorable="w14 w15 w16se wp14">
+<w:endnotes xmlns:wpc="http://schemas.microsoft.com/office/word/2010/wordprocessingCanvas" xmlns:cx="http://schemas.microsoft.com/office/drawing/2014/chartex" xmlns:cx1="http://schemas.microsoft.com/office/drawing/2015/9/8/chartex" xmlns:cx2="http://schemas.microsoft.com/office/drawing/2015/10/21/chartex" xmlns:cx3="http://schemas.microsoft.com/office/drawing/2016/5/9/chartex" xmlns:cx4="http://schemas.microsoft.com/office/drawing/2016/5/10/chartex" xmlns:cx5="http://schemas.microsoft.com/office/drawing/2016/5/11/chartex" xmlns:cx6="http://schemas.microsoft.com/office/drawing/2016/5/12/chartex" xmlns:cx7="http://schemas.microsoft.com/office/drawing/2016/5/13/chartex" xmlns:cx8="http://schemas.microsoft.com/office/drawing/2016/5/14/chartex" xmlns:mc="http://schemas.openxmlformats.org/markup-compatibility/2006" xmlns:aink="http://schemas.microsoft.com/office/drawing/2016/ink" xmlns:am3d="http://schemas.microsoft.com/office/drawing/2017/model3d" xmlns:o="urn:schemas-microsoft-com:office:office" xmlns:r="http://schemas.openxmlformats.org/officeDocument/2006/relationships" xmlns:m="http://schemas.openxmlformats.org/officeDocument/2006/math" xmlns:v="urn:schemas-microsoft-com:vml" xmlns:wp14="http://schemas.microsoft.com/office/word/2010/wordprocessingDrawing" xmlns:wp="http://schemas.openxmlformats.org/drawingml/2006/wordprocessingDrawing" xmlns:w10="urn:schemas-microsoft-com:office:word" xmlns:w="http://schemas.openxmlformats.org/wordprocessingml/2006/main" xmlns:w14="http://schemas.microsoft.com/office/word/2010/wordml" xmlns:w15="http://schemas.microsoft.com/office/word/2012/wordml" xmlns:w16cex="http://schemas.microsoft.com/office/word/2018/wordml/cex" xmlns:w16cid="http://schemas.microsoft.com/office/word/2016/wordml/cid" xmlns:w16="http://schemas.microsoft.com/office/word/2018/wordml" xmlns:w16sdtdh="http://schemas.microsoft.com/office/word/2020/wordml/sdtdatahash" xmlns:w16se="http://schemas.microsoft.com/office/word/2015/wordml/symex" xmlns:wpg="http://schemas.microsoft.com/office/word/2010/wordprocessingGroup" xmlns:wpi="http://schemas.microsoft.com/office/word/2010/wordprocessingInk" xmlns:wne="http://schemas.microsoft.com/office/word/2006/wordml" xmlns:wps="http://schemas.microsoft.com/office/word/2010/wordprocessingShape" mc:Ignorable="w14 w15 w16se w16cid w16 w16cex w16sdtdh wp14">
   <w:endnote w:type="separator" w:id="-1">
     <w:p>
       <w:r>
@@ -2949,7 +2932,7 @@
 </file>
 
 <file path=word/footer1.xml><?xml version="1.0" encoding="utf-8"?>
-<w:ftr xmlns:wpc="http://schemas.microsoft.com/office/word/2010/wordprocessingCanvas" xmlns:cx="http://schemas.microsoft.com/office/drawing/2014/chartex" xmlns:mc="http://schemas.openxmlformats.org/markup-compatibility/2006" xmlns:o="urn:schemas-microsoft-com:office:office" xmlns:r="http://schemas.openxmlformats.org/officeDocument/2006/relationships" xmlns:m="http://schemas.openxmlformats.org/officeDocument/2006/math" xmlns:v="urn:schemas-microsoft-com:vml" xmlns:wp14="http://schemas.microsoft.com/office/word/2010/wordprocessingDrawing" xmlns:wp="http://schemas.openxmlformats.org/drawingml/2006/wordprocessingDrawing" xmlns:w10="urn:schemas-microsoft-com:office:word" xmlns:w="http://schemas.openxmlformats.org/wordprocessingml/2006/main" xmlns:w14="http://schemas.microsoft.com/office/word/2010/wordml" xmlns:w15="http://schemas.microsoft.com/office/word/2012/wordml" xmlns:w16se="http://schemas.microsoft.com/office/word/2015/wordml/symex" xmlns:wpg="http://schemas.microsoft.com/office/word/2010/wordprocessingGroup" xmlns:wpi="http://schemas.microsoft.com/office/word/2010/wordprocessingInk" xmlns:wne="http://schemas.microsoft.com/office/word/2006/wordml" xmlns:wps="http://schemas.microsoft.com/office/word/2010/wordprocessingShape" mc:Ignorable="w14 w15 w16se wp14">
+<w:ftr xmlns:wpc="http://schemas.microsoft.com/office/word/2010/wordprocessingCanvas" xmlns:cx="http://schemas.microsoft.com/office/drawing/2014/chartex" xmlns:cx1="http://schemas.microsoft.com/office/drawing/2015/9/8/chartex" xmlns:cx2="http://schemas.microsoft.com/office/drawing/2015/10/21/chartex" xmlns:cx3="http://schemas.microsoft.com/office/drawing/2016/5/9/chartex" xmlns:cx4="http://schemas.microsoft.com/office/drawing/2016/5/10/chartex" xmlns:cx5="http://schemas.microsoft.com/office/drawing/2016/5/11/chartex" xmlns:cx6="http://schemas.microsoft.com/office/drawing/2016/5/12/chartex" xmlns:cx7="http://schemas.microsoft.com/office/drawing/2016/5/13/chartex" xmlns:cx8="http://schemas.microsoft.com/office/drawing/2016/5/14/chartex" xmlns:mc="http://schemas.openxmlformats.org/markup-compatibility/2006" xmlns:aink="http://schemas.microsoft.com/office/drawing/2016/ink" xmlns:am3d="http://schemas.microsoft.com/office/drawing/2017/model3d" xmlns:o="urn:schemas-microsoft-com:office:office" xmlns:r="http://schemas.openxmlformats.org/officeDocument/2006/relationships" xmlns:m="http://schemas.openxmlformats.org/officeDocument/2006/math" xmlns:v="urn:schemas-microsoft-com:vml" xmlns:wp14="http://schemas.microsoft.com/office/word/2010/wordprocessingDrawing" xmlns:wp="http://schemas.openxmlformats.org/drawingml/2006/wordprocessingDrawing" xmlns:w10="urn:schemas-microsoft-com:office:word" xmlns:w="http://schemas.openxmlformats.org/wordprocessingml/2006/main" xmlns:w14="http://schemas.microsoft.com/office/word/2010/wordml" xmlns:w15="http://schemas.microsoft.com/office/word/2012/wordml" xmlns:w16cex="http://schemas.microsoft.com/office/word/2018/wordml/cex" xmlns:w16cid="http://schemas.microsoft.com/office/word/2016/wordml/cid" xmlns:w16="http://schemas.microsoft.com/office/word/2018/wordml" xmlns:w16sdtdh="http://schemas.microsoft.com/office/word/2020/wordml/sdtdatahash" xmlns:w16se="http://schemas.microsoft.com/office/word/2015/wordml/symex" xmlns:wpg="http://schemas.microsoft.com/office/word/2010/wordprocessingGroup" xmlns:wpi="http://schemas.microsoft.com/office/word/2010/wordprocessingInk" xmlns:wne="http://schemas.microsoft.com/office/word/2006/wordml" xmlns:wps="http://schemas.microsoft.com/office/word/2010/wordprocessingShape" mc:Ignorable="w14 w15 w16se w16cid w16 w16cex w16sdtdh wp14">
   <w:p>
     <w:pPr>
       <w:pStyle w:val="a5"/>
@@ -2962,7 +2945,7 @@
         <w:noProof/>
         <w:rtl/>
       </w:rPr>
-      <w:pict>
+      <w:pict w14:anchorId="652EEED6">
         <v:shapetype id="_x0000_t75" coordsize="21600,21600" o:spt="75" o:preferrelative="t" path="m@4@5l@4@11@9@11@9@5xe" filled="f" stroked="f">
           <v:stroke joinstyle="miter"/>
           <v:formulas>
@@ -2992,7 +2975,7 @@
         <w:noProof/>
         <w:rtl/>
       </w:rPr>
-      <w:pict>
+      <w:pict w14:anchorId="548D7E21">
         <v:line id="_x0000_s2056" style="position:absolute;flip:x;z-index:7" from="-9pt,8.6pt" to="449.55pt,8.6pt" strokeweight="2.25pt">
           <w10:wrap anchorx="page"/>
         </v:line>
@@ -3003,7 +2986,7 @@
         <w:noProof/>
         <w:rtl/>
       </w:rPr>
-      <w:pict>
+      <w:pict w14:anchorId="532C9187">
         <v:shapetype id="_x0000_t202" coordsize="21600,21600" o:spt="202" path="m,l,21600r21600,l21600,xe">
           <v:stroke joinstyle="miter"/>
           <v:path gradientshapeok="t" o:connecttype="rect"/>
@@ -3034,7 +3017,7 @@
         <w:noProof/>
         <w:rtl/>
       </w:rPr>
-      <w:pict>
+      <w:pict w14:anchorId="6FD7C434">
         <v:shape id="_x0000_s2057" type="#_x0000_t202" style="position:absolute;margin-left:344.8pt;margin-top:-49.55pt;width:59.75pt;height:21.5pt;z-index:8" strokecolor="white">
           <v:textbox style="mso-next-textbox:#_x0000_s2057">
             <w:txbxContent>
@@ -3059,7 +3042,7 @@
 </file>
 
 <file path=word/footnotes.xml><?xml version="1.0" encoding="utf-8"?>
-<w:footnotes xmlns:wpc="http://schemas.microsoft.com/office/word/2010/wordprocessingCanvas" xmlns:cx="http://schemas.microsoft.com/office/drawing/2014/chartex" xmlns:mc="http://schemas.openxmlformats.org/markup-compatibility/2006" xmlns:o="urn:schemas-microsoft-com:office:office" xmlns:r="http://schemas.openxmlformats.org/officeDocument/2006/relationships" xmlns:m="http://schemas.openxmlformats.org/officeDocument/2006/math" xmlns:v="urn:schemas-microsoft-com:vml" xmlns:wp14="http://schemas.microsoft.com/office/word/2010/wordprocessingDrawing" xmlns:wp="http://schemas.openxmlformats.org/drawingml/2006/wordprocessingDrawing" xmlns:w10="urn:schemas-microsoft-com:office:word" xmlns:w="http://schemas.openxmlformats.org/wordprocessingml/2006/main" xmlns:w14="http://schemas.microsoft.com/office/word/2010/wordml" xmlns:w15="http://schemas.microsoft.com/office/word/2012/wordml" xmlns:w16se="http://schemas.microsoft.com/office/word/2015/wordml/symex" xmlns:wpg="http://schemas.microsoft.com/office/word/2010/wordprocessingGroup" xmlns:wpi="http://schemas.microsoft.com/office/word/2010/wordprocessingInk" xmlns:wne="http://schemas.microsoft.com/office/word/2006/wordml" xmlns:wps="http://schemas.microsoft.com/office/word/2010/wordprocessingShape" mc:Ignorable="w14 w15 w16se wp14">
+<w:footnotes xmlns:wpc="http://schemas.microsoft.com/office/word/2010/wordprocessingCanvas" xmlns:cx="http://schemas.microsoft.com/office/drawing/2014/chartex" xmlns:cx1="http://schemas.microsoft.com/office/drawing/2015/9/8/chartex" xmlns:cx2="http://schemas.microsoft.com/office/drawing/2015/10/21/chartex" xmlns:cx3="http://schemas.microsoft.com/office/drawing/2016/5/9/chartex" xmlns:cx4="http://schemas.microsoft.com/office/drawing/2016/5/10/chartex" xmlns:cx5="http://schemas.microsoft.com/office/drawing/2016/5/11/chartex" xmlns:cx6="http://schemas.microsoft.com/office/drawing/2016/5/12/chartex" xmlns:cx7="http://schemas.microsoft.com/office/drawing/2016/5/13/chartex" xmlns:cx8="http://schemas.microsoft.com/office/drawing/2016/5/14/chartex" xmlns:mc="http://schemas.openxmlformats.org/markup-compatibility/2006" xmlns:aink="http://schemas.microsoft.com/office/drawing/2016/ink" xmlns:am3d="http://schemas.microsoft.com/office/drawing/2017/model3d" xmlns:o="urn:schemas-microsoft-com:office:office" xmlns:r="http://schemas.openxmlformats.org/officeDocument/2006/relationships" xmlns:m="http://schemas.openxmlformats.org/officeDocument/2006/math" xmlns:v="urn:schemas-microsoft-com:vml" xmlns:wp14="http://schemas.microsoft.com/office/word/2010/wordprocessingDrawing" xmlns:wp="http://schemas.openxmlformats.org/drawingml/2006/wordprocessingDrawing" xmlns:w10="urn:schemas-microsoft-com:office:word" xmlns:w="http://schemas.openxmlformats.org/wordprocessingml/2006/main" xmlns:w14="http://schemas.microsoft.com/office/word/2010/wordml" xmlns:w15="http://schemas.microsoft.com/office/word/2012/wordml" xmlns:w16cex="http://schemas.microsoft.com/office/word/2018/wordml/cex" xmlns:w16cid="http://schemas.microsoft.com/office/word/2016/wordml/cid" xmlns:w16="http://schemas.microsoft.com/office/word/2018/wordml" xmlns:w16sdtdh="http://schemas.microsoft.com/office/word/2020/wordml/sdtdatahash" xmlns:w16se="http://schemas.microsoft.com/office/word/2015/wordml/symex" xmlns:wpg="http://schemas.microsoft.com/office/word/2010/wordprocessingGroup" xmlns:wpi="http://schemas.microsoft.com/office/word/2010/wordprocessingInk" xmlns:wne="http://schemas.microsoft.com/office/word/2006/wordml" xmlns:wps="http://schemas.microsoft.com/office/word/2010/wordprocessingShape" mc:Ignorable="w14 w15 w16se w16cid w16 w16cex w16sdtdh wp14">
   <w:footnote w:type="separator" w:id="-1">
     <w:p>
       <w:r>
@@ -3078,7 +3061,7 @@
 </file>
 
 <file path=word/header1.xml><?xml version="1.0" encoding="utf-8"?>
-<w:hdr xmlns:wpc="http://schemas.microsoft.com/office/word/2010/wordprocessingCanvas" xmlns:cx="http://schemas.microsoft.com/office/drawing/2014/chartex" xmlns:mc="http://schemas.openxmlformats.org/markup-compatibility/2006" xmlns:o="urn:schemas-microsoft-com:office:office" xmlns:r="http://schemas.openxmlformats.org/officeDocument/2006/relationships" xmlns:m="http://schemas.openxmlformats.org/officeDocument/2006/math" xmlns:v="urn:schemas-microsoft-com:vml" xmlns:wp14="http://schemas.microsoft.com/office/word/2010/wordprocessingDrawing" xmlns:wp="http://schemas.openxmlformats.org/drawingml/2006/wordprocessingDrawing" xmlns:w10="urn:schemas-microsoft-com:office:word" xmlns:w="http://schemas.openxmlformats.org/wordprocessingml/2006/main" xmlns:w14="http://schemas.microsoft.com/office/word/2010/wordml" xmlns:w15="http://schemas.microsoft.com/office/word/2012/wordml" xmlns:w16se="http://schemas.microsoft.com/office/word/2015/wordml/symex" xmlns:wpg="http://schemas.microsoft.com/office/word/2010/wordprocessingGroup" xmlns:wpi="http://schemas.microsoft.com/office/word/2010/wordprocessingInk" xmlns:wne="http://schemas.microsoft.com/office/word/2006/wordml" xmlns:wps="http://schemas.microsoft.com/office/word/2010/wordprocessingShape" mc:Ignorable="w14 w15 w16se wp14">
+<w:hdr xmlns:wpc="http://schemas.microsoft.com/office/word/2010/wordprocessingCanvas" xmlns:cx="http://schemas.microsoft.com/office/drawing/2014/chartex" xmlns:cx1="http://schemas.microsoft.com/office/drawing/2015/9/8/chartex" xmlns:cx2="http://schemas.microsoft.com/office/drawing/2015/10/21/chartex" xmlns:cx3="http://schemas.microsoft.com/office/drawing/2016/5/9/chartex" xmlns:cx4="http://schemas.microsoft.com/office/drawing/2016/5/10/chartex" xmlns:cx5="http://schemas.microsoft.com/office/drawing/2016/5/11/chartex" xmlns:cx6="http://schemas.microsoft.com/office/drawing/2016/5/12/chartex" xmlns:cx7="http://schemas.microsoft.com/office/drawing/2016/5/13/chartex" xmlns:cx8="http://schemas.microsoft.com/office/drawing/2016/5/14/chartex" xmlns:mc="http://schemas.openxmlformats.org/markup-compatibility/2006" xmlns:aink="http://schemas.microsoft.com/office/drawing/2016/ink" xmlns:am3d="http://schemas.microsoft.com/office/drawing/2017/model3d" xmlns:o="urn:schemas-microsoft-com:office:office" xmlns:r="http://schemas.openxmlformats.org/officeDocument/2006/relationships" xmlns:m="http://schemas.openxmlformats.org/officeDocument/2006/math" xmlns:v="urn:schemas-microsoft-com:vml" xmlns:wp14="http://schemas.microsoft.com/office/word/2010/wordprocessingDrawing" xmlns:wp="http://schemas.openxmlformats.org/drawingml/2006/wordprocessingDrawing" xmlns:w10="urn:schemas-microsoft-com:office:word" xmlns:w="http://schemas.openxmlformats.org/wordprocessingml/2006/main" xmlns:w14="http://schemas.microsoft.com/office/word/2010/wordml" xmlns:w15="http://schemas.microsoft.com/office/word/2012/wordml" xmlns:w16cex="http://schemas.microsoft.com/office/word/2018/wordml/cex" xmlns:w16cid="http://schemas.microsoft.com/office/word/2016/wordml/cid" xmlns:w16="http://schemas.microsoft.com/office/word/2018/wordml" xmlns:w16sdtdh="http://schemas.microsoft.com/office/word/2020/wordml/sdtdatahash" xmlns:w16se="http://schemas.microsoft.com/office/word/2015/wordml/symex" xmlns:wpg="http://schemas.microsoft.com/office/word/2010/wordprocessingGroup" xmlns:wpi="http://schemas.microsoft.com/office/word/2010/wordprocessingInk" xmlns:wne="http://schemas.microsoft.com/office/word/2006/wordml" xmlns:wps="http://schemas.microsoft.com/office/word/2010/wordprocessingShape" mc:Ignorable="w14 w15 w16se w16cid w16 w16cex w16sdtdh wp14">
   <w:p>
     <w:pPr>
       <w:pStyle w:val="a4"/>
@@ -3091,7 +3074,7 @@
         <w:noProof/>
         <w:rtl/>
       </w:rPr>
-      <w:pict>
+      <w:pict w14:anchorId="6991069C">
         <v:shapetype id="_x0000_t202" coordsize="21600,21600" o:spt="202" path="m,l,21600r21600,l21600,xe">
           <v:stroke joinstyle="miter"/>
           <v:path gradientshapeok="t" o:connecttype="rect"/>
@@ -3258,7 +3241,7 @@
         <w:noProof/>
         <w:rtl/>
       </w:rPr>
-      <w:pict>
+      <w:pict w14:anchorId="7BB78295">
         <v:shape id="_x0000_s2050" type="#_x0000_t202" style="position:absolute;margin-left:185.25pt;margin-top:-5.6pt;width:142.65pt;height:72.2pt;z-index:2;mso-wrap-style:none" filled="f" stroked="f">
           <v:textbox style="mso-next-textbox:#_x0000_s2050;mso-fit-shape-to-text:t">
             <w:txbxContent>
@@ -3269,7 +3252,7 @@
                   </w:rPr>
                 </w:pPr>
                 <w:r>
-                  <w:pict>
+                  <w:pict w14:anchorId="43D05A63">
                     <v:shapetype id="_x0000_t75" coordsize="21600,21600" o:spt="75" o:preferrelative="t" path="m@4@5l@4@11@9@11@9@5xe" filled="f" stroked="f">
                       <v:stroke joinstyle="miter"/>
                       <v:formulas>
@@ -3306,7 +3289,7 @@
         <w:noProof/>
         <w:rtl/>
       </w:rPr>
-      <w:pict>
+      <w:pict w14:anchorId="4A198E42">
         <v:shape id="_x0000_s2051" type="#_x0000_t202" style="position:absolute;margin-left:342pt;margin-top:-7.95pt;width:258pt;height:94.55pt;z-index:3;mso-position-horizontal-relative:page" filled="f" stroked="f">
           <v:textbox style="mso-next-textbox:#_x0000_s2051">
             <w:txbxContent>
@@ -3532,7 +3515,7 @@
         <w:noProof/>
         <w:rtl/>
       </w:rPr>
-      <w:pict>
+      <w:pict w14:anchorId="517344D4">
         <v:shape id="_x0000_s2049" type="#_x0000_t202" style="position:absolute;margin-left:243.95pt;margin-top:-25pt;width:115.6pt;height:33.9pt;z-index:1;mso-position-horizontal-relative:page" stroked="f">
           <v:textbox style="mso-next-textbox:#_x0000_s2049">
             <w:txbxContent>
@@ -3584,7 +3567,7 @@
       <w:rPr>
         <w:noProof/>
       </w:rPr>
-      <w:pict>
+      <w:pict w14:anchorId="4E246476">
         <v:line id="_x0000_s2053" style="position:absolute;flip:x;z-index:5" from="-14.3pt,20.2pt" to="502.75pt,20.2pt" strokeweight="4.5pt">
           <v:stroke linestyle="thickThin"/>
           <w10:wrap anchorx="page"/>
@@ -3596,7 +3579,7 @@
 </file>
 
 <file path=word/numbering.xml><?xml version="1.0" encoding="utf-8"?>
-<w:numbering xmlns:wpc="http://schemas.microsoft.com/office/word/2010/wordprocessingCanvas" xmlns:cx="http://schemas.microsoft.com/office/drawing/2014/chartex" xmlns:mc="http://schemas.openxmlformats.org/markup-compatibility/2006" xmlns:o="urn:schemas-microsoft-com:office:office" xmlns:r="http://schemas.openxmlformats.org/officeDocument/2006/relationships" xmlns:m="http://schemas.openxmlformats.org/officeDocument/2006/math" xmlns:v="urn:schemas-microsoft-com:vml" xmlns:wp14="http://schemas.microsoft.com/office/word/2010/wordprocessingDrawing" xmlns:wp="http://schemas.openxmlformats.org/drawingml/2006/wordprocessingDrawing" xmlns:w10="urn:schemas-microsoft-com:office:word" xmlns:w="http://schemas.openxmlformats.org/wordprocessingml/2006/main" xmlns:w14="http://schemas.microsoft.com/office/word/2010/wordml" xmlns:w15="http://schemas.microsoft.com/office/word/2012/wordml" xmlns:w16se="http://schemas.microsoft.com/office/word/2015/wordml/symex" xmlns:wpg="http://schemas.microsoft.com/office/word/2010/wordprocessingGroup" xmlns:wpi="http://schemas.microsoft.com/office/word/2010/wordprocessingInk" xmlns:wne="http://schemas.microsoft.com/office/word/2006/wordml" xmlns:wps="http://schemas.microsoft.com/office/word/2010/wordprocessingShape" mc:Ignorable="w14 w15 w16se wp14">
+<w:numbering xmlns:wpc="http://schemas.microsoft.com/office/word/2010/wordprocessingCanvas" xmlns:cx="http://schemas.microsoft.com/office/drawing/2014/chartex" xmlns:cx1="http://schemas.microsoft.com/office/drawing/2015/9/8/chartex" xmlns:cx2="http://schemas.microsoft.com/office/drawing/2015/10/21/chartex" xmlns:cx3="http://schemas.microsoft.com/office/drawing/2016/5/9/chartex" xmlns:cx4="http://schemas.microsoft.com/office/drawing/2016/5/10/chartex" xmlns:cx5="http://schemas.microsoft.com/office/drawing/2016/5/11/chartex" xmlns:cx6="http://schemas.microsoft.com/office/drawing/2016/5/12/chartex" xmlns:cx7="http://schemas.microsoft.com/office/drawing/2016/5/13/chartex" xmlns:cx8="http://schemas.microsoft.com/office/drawing/2016/5/14/chartex" xmlns:mc="http://schemas.openxmlformats.org/markup-compatibility/2006" xmlns:aink="http://schemas.microsoft.com/office/drawing/2016/ink" xmlns:am3d="http://schemas.microsoft.com/office/drawing/2017/model3d" xmlns:o="urn:schemas-microsoft-com:office:office" xmlns:r="http://schemas.openxmlformats.org/officeDocument/2006/relationships" xmlns:m="http://schemas.openxmlformats.org/officeDocument/2006/math" xmlns:v="urn:schemas-microsoft-com:vml" xmlns:wp14="http://schemas.microsoft.com/office/word/2010/wordprocessingDrawing" xmlns:wp="http://schemas.openxmlformats.org/drawingml/2006/wordprocessingDrawing" xmlns:w10="urn:schemas-microsoft-com:office:word" xmlns:w="http://schemas.openxmlformats.org/wordprocessingml/2006/main" xmlns:w14="http://schemas.microsoft.com/office/word/2010/wordml" xmlns:w15="http://schemas.microsoft.com/office/word/2012/wordml" xmlns:w16cex="http://schemas.microsoft.com/office/word/2018/wordml/cex" xmlns:w16cid="http://schemas.microsoft.com/office/word/2016/wordml/cid" xmlns:w16="http://schemas.microsoft.com/office/word/2018/wordml" xmlns:w16sdtdh="http://schemas.microsoft.com/office/word/2020/wordml/sdtdatahash" xmlns:w16se="http://schemas.microsoft.com/office/word/2015/wordml/symex" xmlns:wpg="http://schemas.microsoft.com/office/word/2010/wordprocessingGroup" xmlns:wpi="http://schemas.microsoft.com/office/word/2010/wordprocessingInk" xmlns:wne="http://schemas.microsoft.com/office/word/2006/wordml" xmlns:wps="http://schemas.microsoft.com/office/word/2010/wordprocessingShape" mc:Ignorable="w14 w15 w16se w16cid w16 w16cex w16sdtdh wp14">
   <w:abstractNum w:abstractNumId="0" w15:restartNumberingAfterBreak="0">
     <w:nsid w:val="0E8B1430"/>
     <w:multiLevelType w:val="hybridMultilevel"/>
@@ -4992,7 +4975,7 @@
 </file>
 
 <file path=word/styles.xml><?xml version="1.0" encoding="utf-8"?>
-<w:styles xmlns:mc="http://schemas.openxmlformats.org/markup-compatibility/2006" xmlns:r="http://schemas.openxmlformats.org/officeDocument/2006/relationships" xmlns:w="http://schemas.openxmlformats.org/wordprocessingml/2006/main" xmlns:w14="http://schemas.microsoft.com/office/word/2010/wordml" xmlns:w15="http://schemas.microsoft.com/office/word/2012/wordml" xmlns:w16se="http://schemas.microsoft.com/office/word/2015/wordml/symex" mc:Ignorable="w14 w15 w16se">
+<w:styles xmlns:mc="http://schemas.openxmlformats.org/markup-compatibility/2006" xmlns:r="http://schemas.openxmlformats.org/officeDocument/2006/relationships" xmlns:w="http://schemas.openxmlformats.org/wordprocessingml/2006/main" xmlns:w14="http://schemas.microsoft.com/office/word/2010/wordml" xmlns:w15="http://schemas.microsoft.com/office/word/2012/wordml" xmlns:w16cex="http://schemas.microsoft.com/office/word/2018/wordml/cex" xmlns:w16cid="http://schemas.microsoft.com/office/word/2016/wordml/cid" xmlns:w16="http://schemas.microsoft.com/office/word/2018/wordml" xmlns:w16sdtdh="http://schemas.microsoft.com/office/word/2020/wordml/sdtdatahash" xmlns:w16se="http://schemas.microsoft.com/office/word/2015/wordml/symex" mc:Ignorable="w14 w15 w16se w16cid w16 w16cex w16sdtdh">
   <w:docDefaults>
     <w:rPrDefault>
       <w:rPr>
@@ -5002,7 +4985,7 @@
     </w:rPrDefault>
     <w:pPrDefault/>
   </w:docDefaults>
-  <w:latentStyles w:defLockedState="0" w:defUIPriority="0" w:defSemiHidden="0" w:defUnhideWhenUsed="0" w:defQFormat="0" w:count="371">
+  <w:latentStyles w:defLockedState="0" w:defUIPriority="0" w:defSemiHidden="0" w:defUnhideWhenUsed="0" w:defQFormat="0" w:count="376">
     <w:lsdException w:name="Normal" w:qFormat="1"/>
     <w:lsdException w:name="heading 1" w:qFormat="1"/>
     <w:lsdException w:name="heading 2" w:qFormat="1"/>
@@ -5018,7 +5001,12 @@
     <w:lsdException w:name="Subtitle" w:qFormat="1"/>
     <w:lsdException w:name="Strong" w:qFormat="1"/>
     <w:lsdException w:name="Emphasis" w:qFormat="1"/>
-    <w:lsdException w:name="Normal Table" w:semiHidden="1" w:unhideWhenUsed="1"/>
+    <w:lsdException w:name="HTML Keyboard" w:semiHidden="1" w:unhideWhenUsed="1"/>
+    <w:lsdException w:name="annotation subject" w:semiHidden="1" w:unhideWhenUsed="1"/>
+    <w:lsdException w:name="No List" w:semiHidden="1" w:unhideWhenUsed="1"/>
+    <w:lsdException w:name="Outline List 1" w:semiHidden="1" w:unhideWhenUsed="1"/>
+    <w:lsdException w:name="Outline List 2" w:semiHidden="1" w:unhideWhenUsed="1"/>
+    <w:lsdException w:name="Outline List 3" w:semiHidden="1" w:unhideWhenUsed="1"/>
     <w:lsdException w:name="Table Simple 1" w:semiHidden="1" w:unhideWhenUsed="1"/>
     <w:lsdException w:name="Table Simple 2" w:semiHidden="1" w:unhideWhenUsed="1"/>
     <w:lsdException w:name="Table Simple 3" w:semiHidden="1" w:unhideWhenUsed="1"/>
@@ -5056,11 +5044,9 @@
     <w:lsdException w:name="Table Contemporary" w:semiHidden="1" w:unhideWhenUsed="1"/>
     <w:lsdException w:name="Table Elegant" w:semiHidden="1" w:unhideWhenUsed="1"/>
     <w:lsdException w:name="Table Professional" w:semiHidden="1" w:unhideWhenUsed="1"/>
-    <w:lsdException w:name="Table Subtle 1" w:semiHidden="1" w:unhideWhenUsed="1"/>
     <w:lsdException w:name="Table Subtle 2" w:semiHidden="1" w:unhideWhenUsed="1"/>
     <w:lsdException w:name="Table Web 1" w:semiHidden="1" w:unhideWhenUsed="1"/>
-    <w:lsdException w:name="Table Web 2" w:semiHidden="1" w:unhideWhenUsed="1"/>
-    <w:lsdException w:name="Table Web 3" w:semiHidden="1" w:unhideWhenUsed="1"/>
+    <w:lsdException w:name="Balloon Text" w:semiHidden="1" w:unhideWhenUsed="1"/>
     <w:lsdException w:name="Table Grid" w:uiPriority="59"/>
     <w:lsdException w:name="Table Theme" w:semiHidden="1" w:unhideWhenUsed="1"/>
     <w:lsdException w:name="Placeholder Text" w:semiHidden="1" w:uiPriority="99"/>
@@ -5278,6 +5264,11 @@
     <w:lsdException w:name="List Table 5 Dark Accent 6" w:uiPriority="50"/>
     <w:lsdException w:name="List Table 6 Colorful Accent 6" w:uiPriority="51"/>
     <w:lsdException w:name="List Table 7 Colorful Accent 6" w:uiPriority="52"/>
+    <w:lsdException w:name="Mention" w:semiHidden="1" w:uiPriority="99" w:unhideWhenUsed="1"/>
+    <w:lsdException w:name="Smart Hyperlink" w:semiHidden="1" w:uiPriority="99" w:unhideWhenUsed="1"/>
+    <w:lsdException w:name="Hashtag" w:semiHidden="1" w:uiPriority="99" w:unhideWhenUsed="1"/>
+    <w:lsdException w:name="Unresolved Mention" w:semiHidden="1" w:uiPriority="99" w:unhideWhenUsed="1"/>
+    <w:lsdException w:name="Smart Link" w:semiHidden="1" w:uiPriority="99" w:unhideWhenUsed="1"/>
   </w:latentStyles>
   <w:style w:type="paragraph" w:default="1" w:styleId="a">
     <w:name w:val="Normal"/>
@@ -5576,8 +5567,8 @@
       <w:szCs w:val="22"/>
     </w:rPr>
   </w:style>
-  <w:style w:type="paragraph" w:customStyle="1" w:styleId="a8">
-    <w:name w:val="سرد الفقرات"/>
+  <w:style w:type="paragraph" w:customStyle="1" w:styleId="10">
+    <w:name w:val="سرد الفقرات1"/>
     <w:aliases w:val="List Paragraph"/>
     <w:basedOn w:val="a"/>
     <w:uiPriority w:val="34"/>
@@ -5588,7 +5579,7 @@
       <w:contextualSpacing/>
     </w:pPr>
   </w:style>
-  <w:style w:type="paragraph" w:styleId="a9">
+  <w:style w:type="paragraph" w:styleId="a8">
     <w:name w:val="Balloon Text"/>
     <w:basedOn w:val="a"/>
     <w:link w:val="Char0"/>
@@ -5601,7 +5592,7 @@
   </w:style>
   <w:style w:type="character" w:customStyle="1" w:styleId="Char0">
     <w:name w:val="نص في بالون Char"/>
-    <w:link w:val="a9"/>
+    <w:link w:val="a8"/>
     <w:rsid w:val="008A62B7"/>
     <w:rPr>
       <w:rFonts w:ascii="Tahoma" w:hAnsi="Tahoma" w:cs="Tahoma"/>
